--- a/自動產生合約範本/NEW/悠勢-業主_停車場系統管理與技術服務合作協議書_公版_7.14.docx
+++ b/自動產生合約範本/NEW/悠勢-業主_停車場系統管理與技術服務合作協議書_公版_7.14.docx
@@ -571,7 +571,7 @@
           <w:rFonts w:ascii="標楷體" w:eastAsia="標楷體" w:hAnsi="標楷體" w:cs="標楷體"/>
           <w:color w:val="000000"/>
         </w:rPr>
-        <w:t xml:space="preserve">採月結制，即以每一（1）個月為一期，乙方於代收合作場站之停車營收（未稅）後，由甲乙雙方依甲方分得 {{ party_a_percent }}%、乙方分得 {{ party_b_percent }}%之比例進行營收分潤。</w:t>
+        <w:t xml:space="preserve">採月結制，即以每一（1）個月為一期，乙方於代收合作場站之停車營收（{{ tax_type }}）後，由甲乙雙方依甲方分得 {{ party_a_percent }}%、乙方分得 {{ party_b_percent }}%之比例進行營收分潤。</w:t>
       </w:r>
     </w:p>
     <w:p>
@@ -654,7 +654,7 @@
           <w:rFonts w:ascii="標楷體" w:eastAsia="標楷體" w:hAnsi="標楷體" w:cs="標楷體"/>
           <w:color w:val="000000"/>
         </w:rPr>
-        <w:t xml:space="preserve">超額分潤機制：當合作場站之單月停車營收（未稅）超過新台幣{{ excess_threshold }}元（下稱「超額門檻」）時，就超過該門檻之營收部分，甲乙雙方另依甲方分得 {{ excess_party_a_percent }}%、乙方分得 {{ excess_party_b_percent }}%之比例分配超額分潤。</w:t>
+        <w:t xml:space="preserve">超額分潤機制：當合作場站之單月停車營收（{{ tax_type }}）超過新台幣{{ excess_threshold }}元（下稱「超額門檻」）時，就超過該門檻之營收部分，甲乙雙方另依甲方分得 {{ excess_party_a_percent }}%、乙方分得 {{ excess_party_b_percent }}%之比例分配超額分潤。</w:t>
       </w:r>
     </w:p>
     <w:p>

--- a/自動產生合約範本/NEW/悠勢-業主_停車場系統管理與技術服務合作協議書_公版_7.14.docx
+++ b/自動產生合約範本/NEW/悠勢-業主_停車場系統管理與技術服務合作協議書_公版_7.14.docx
@@ -625,7 +625,7 @@
           <w:rFonts w:ascii="標楷體" w:eastAsia="標楷體" w:hAnsi="標楷體" w:cs="標楷體"/>
           <w:color w:val="000000"/>
         </w:rPr>
-        <w:t xml:space="preserve">最低保障收益：乙方保障甲方每期（月）最低可獲得之場地合作收益為新台幣{{ min_guarantee }}元整（含稅）。若當期依比例拆帳未達此金額，乙方仍應補足至此保底金額支付予甲方。</w:t>
+        <w:t xml:space="preserve">最低保障收益：採{{ pay_freq }}制，即以每{{ pay_period }}個月為一期，乙方保障甲方每期最低可獲得之場地合作收益為新台幣{{ min_guarantee }}元整（含稅）。若當期依比例拆帳未達此金額，乙方仍應補足至此保底金額支付予甲方。</w:t>
       </w:r>
     </w:p>
     <w:p>

--- a/自動產生合約範本/NEW/悠勢-業主_停車場系統管理與技術服務合作協議書_公版_7.14.docx
+++ b/自動產生合約範本/NEW/悠勢-業主_停車場系統管理與技術服務合作協議書_公版_7.14.docx
@@ -803,7 +803,7 @@
           <w:rFonts w:ascii="標楷體" w:eastAsia="標楷體" w:hAnsi="標楷體" w:cs="標楷體"/>
           <w:color w:val="000000"/>
         </w:rPr>
-        <w:t>如雙方約定乙方應支付押金者，乙方應自本協議簽訂之日起七（7）日內，以匯款方式支付押金_________</w:t>
+        <w:t>如雙方約定乙方應支付押金者，乙方應自本協議簽訂之日起七（7）日內，以匯款方式支付押金{{ deposit }}</w:t>
       </w:r>
       <w:proofErr w:type="gramStart"/>
       <w:r>

--- a/自動產生合約範本/NEW/悠勢-業主_停車場系統管理與技術服務合作協議書_公版_7.14.docx
+++ b/自動產生合約範本/NEW/悠勢-業主_停車場系統管理與技術服務合作協議書_公版_7.14.docx
@@ -204,15 +204,13 @@
         </w:rPr>
         <w:t>股份有限公司</w:t>
       </w:r>
-      <w:ins w:id="0" w:author="U3" w:date="2026-07-14T14:06:00Z" w16du:dateUtc="2026-07-14T06:06:00Z">
-        <w:r>
-          <w:rPr>
-            <w:rFonts w:ascii="標楷體" w:eastAsia="標楷體" w:hAnsi="標楷體" w:cs="標楷體" w:hint="eastAsia"/>
-            <w:color w:val="000000"/>
-          </w:rPr>
-          <w:t xml:space="preserve">    </w:t>
-        </w:r>
-      </w:ins>
+      <w:r>
+        <w:rPr>
+          <w:rFonts w:ascii="標楷體" w:eastAsia="標楷體" w:hAnsi="標楷體" w:cs="標楷體" w:hint="eastAsia"/>
+          <w:color w:val="000000"/>
+        </w:rPr>
+        <w:t xml:space="preserve">    </w:t>
+      </w:r>
       <w:r>
         <w:rPr>
           <w:rFonts w:ascii="標楷體" w:eastAsia="標楷體" w:hAnsi="標楷體" w:cs="標楷體"/>
@@ -1889,158 +1887,7 @@
           <w:rFonts w:ascii="標楷體" w:eastAsia="標楷體" w:hAnsi="標楷體" w:cs="標楷體"/>
           <w:color w:val="000000"/>
         </w:rPr>
-        <w:t>水電費代收轉付條款：</w:t>
-      </w:r>
-    </w:p>
-    <w:p>
-      <w:pPr>
-        <w:numPr>
-          <w:ilvl w:val="0"/>
-          <w:numId w:val="8"/>
-        </w:numPr>
-        <w:pBdr>
-          <w:top w:val="nil"/>
-          <w:left w:val="nil"/>
-          <w:bottom w:val="nil"/>
-          <w:right w:val="nil"/>
-          <w:between w:val="nil"/>
-        </w:pBdr>
-        <w:spacing w:line="420" w:lineRule="auto"/>
-        <w:ind w:hanging="763"/>
-        <w:jc w:val="both"/>
-        <w:rPr>
-          <w:rFonts w:ascii="標楷體" w:eastAsia="標楷體" w:hAnsi="標楷體" w:cs="標楷體"/>
-          <w:color w:val="000000"/>
-        </w:rPr>
-      </w:pPr>
-      <w:r>
-        <w:rPr>
-          <w:rFonts w:ascii="標楷體" w:eastAsia="標楷體" w:hAnsi="標楷體" w:cs="標楷體"/>
-          <w:color w:val="000000"/>
-        </w:rPr>
-        <w:t>合作場站營運所衍生之電費（包含但不限於系統硬體設備用電、監視器用電、夜間LED照明用電等）及水費，不論其單據（如台灣電力公司、自來水公司之</w:t>
-      </w:r>
-      <w:proofErr w:type="gramStart"/>
-      <w:r>
-        <w:rPr>
-          <w:rFonts w:ascii="標楷體" w:eastAsia="標楷體" w:hAnsi="標楷體" w:cs="標楷體"/>
-          <w:color w:val="000000"/>
-        </w:rPr>
-        <w:t>帳單</w:t>
-      </w:r>
-      <w:proofErr w:type="gramEnd"/>
-      <w:r>
-        <w:rPr>
-          <w:rFonts w:ascii="標楷體" w:eastAsia="標楷體" w:hAnsi="標楷體" w:cs="標楷體"/>
-          <w:color w:val="000000"/>
-        </w:rPr>
-        <w:t>或通知單）之抬頭為何，雙方同意</w:t>
-      </w:r>
-      <w:proofErr w:type="gramStart"/>
-      <w:r>
-        <w:rPr>
-          <w:rFonts w:ascii="標楷體" w:eastAsia="標楷體" w:hAnsi="標楷體" w:cs="標楷體"/>
-          <w:color w:val="000000"/>
-        </w:rPr>
-        <w:t>採</w:t>
-      </w:r>
-      <w:proofErr w:type="gramEnd"/>
-      <w:r>
-        <w:rPr>
-          <w:rFonts w:ascii="標楷體" w:eastAsia="標楷體" w:hAnsi="標楷體" w:cs="標楷體"/>
-          <w:color w:val="000000"/>
-        </w:rPr>
-        <w:t>「代收轉付」方式辦理。</w:t>
-      </w:r>
-    </w:p>
-    <w:p>
-      <w:pPr>
-        <w:numPr>
-          <w:ilvl w:val="0"/>
-          <w:numId w:val="8"/>
-        </w:numPr>
-        <w:pBdr>
-          <w:top w:val="nil"/>
-          <w:left w:val="nil"/>
-          <w:bottom w:val="nil"/>
-          <w:right w:val="nil"/>
-          <w:between w:val="nil"/>
-        </w:pBdr>
-        <w:spacing w:line="420" w:lineRule="auto"/>
-        <w:ind w:hanging="763"/>
-        <w:jc w:val="both"/>
-        <w:rPr>
-          <w:rFonts w:ascii="標楷體" w:eastAsia="標楷體" w:hAnsi="標楷體" w:cs="標楷體"/>
-          <w:color w:val="000000"/>
-        </w:rPr>
-      </w:pPr>
-      <w:r>
-        <w:rPr>
-          <w:rFonts w:ascii="標楷體" w:eastAsia="標楷體" w:hAnsi="標楷體" w:cs="標楷體"/>
-          <w:color w:val="000000"/>
-        </w:rPr>
-        <w:t>倘相關水電單據由乙方、現場消費者或第三人先行交付或</w:t>
-      </w:r>
-      <w:proofErr w:type="gramStart"/>
-      <w:r>
-        <w:rPr>
-          <w:rFonts w:ascii="標楷體" w:eastAsia="標楷體" w:hAnsi="標楷體" w:cs="標楷體"/>
-          <w:color w:val="000000"/>
-        </w:rPr>
-        <w:t>流轉至乙方</w:t>
-      </w:r>
-      <w:proofErr w:type="gramEnd"/>
-      <w:r>
-        <w:rPr>
-          <w:rFonts w:ascii="標楷體" w:eastAsia="標楷體" w:hAnsi="標楷體" w:cs="標楷體"/>
-          <w:color w:val="000000"/>
-        </w:rPr>
-        <w:t>處，乙方得逕行代為繳納或收取後，將該等單據與應繳憑證原封轉交（付）</w:t>
-      </w:r>
-      <w:proofErr w:type="gramStart"/>
-      <w:r>
-        <w:rPr>
-          <w:rFonts w:ascii="標楷體" w:eastAsia="標楷體" w:hAnsi="標楷體" w:cs="標楷體"/>
-          <w:color w:val="000000"/>
-        </w:rPr>
-        <w:t>予甲方</w:t>
-      </w:r>
-      <w:proofErr w:type="gramEnd"/>
-      <w:r>
-        <w:rPr>
-          <w:rFonts w:ascii="標楷體" w:eastAsia="標楷體" w:hAnsi="標楷體" w:cs="標楷體"/>
-          <w:color w:val="000000"/>
-        </w:rPr>
-        <w:t>（或場地實際負擔人）；亦或由甲方先行繳納後，檢具原始憑證向乙方申請由代收停車營收中扣抵轉付之。</w:t>
-      </w:r>
-    </w:p>
-    <w:p>
-      <w:pPr>
-        <w:numPr>
-          <w:ilvl w:val="0"/>
-          <w:numId w:val="8"/>
-        </w:numPr>
-        <w:pBdr>
-          <w:top w:val="nil"/>
-          <w:left w:val="nil"/>
-          <w:bottom w:val="nil"/>
-          <w:right w:val="nil"/>
-          <w:between w:val="nil"/>
-        </w:pBdr>
-        <w:spacing w:line="420" w:lineRule="auto"/>
-        <w:ind w:hanging="763"/>
-        <w:jc w:val="both"/>
-        <w:rPr>
-          <w:rFonts w:ascii="標楷體" w:eastAsia="標楷體" w:hAnsi="標楷體" w:cs="標楷體"/>
-          <w:color w:val="000000"/>
-        </w:rPr>
-      </w:pPr>
-      <w:r>
-        <w:rPr>
-          <w:rFonts w:ascii="標楷體" w:eastAsia="標楷體" w:hAnsi="標楷體" w:cs="標楷體"/>
-          <w:color w:val="000000"/>
-        </w:rPr>
-        <w:t>雙方明確理解，上述水電費用之往來純屬會計上之代收代付及代收轉付性質，非屬乙方之營業收入或服務費用，乙方毋庸就此代收轉付金額另行開立統一發票。</w:t>
+        <w:t xml:space="preserve">水電費負擔與代收轉付條款：</w:t>
       </w:r>
     </w:p>
     <w:p>
@@ -2069,31 +1916,152 @@
           <w:rFonts w:ascii="標楷體" w:eastAsia="標楷體" w:hAnsi="標楷體" w:cs="標楷體"/>
           <w:color w:val="000000"/>
         </w:rPr>
-        <w:t>因乙方營運合作場站而生之人事費、電話費、乙方投保之保險費、乙方設備定期安檢費、停管系統保養維修費、停管設備用電、監視器用電、夜間 LED 照明用電，以及停車場登記證之申請規費、送件費用或乙方委託代辦所生之必要費用，除本協議另有約定外，概由乙方負擔。</w:t>
-      </w:r>
-      <w:proofErr w:type="gramStart"/>
-      <w:r>
-        <w:rPr>
-          <w:rFonts w:ascii="標楷體" w:eastAsia="標楷體" w:hAnsi="標楷體" w:cs="標楷體"/>
-          <w:color w:val="000000"/>
-        </w:rPr>
-        <w:t>惟</w:t>
-      </w:r>
-      <w:proofErr w:type="gramEnd"/>
-      <w:r>
-        <w:rPr>
-          <w:rFonts w:ascii="標楷體" w:eastAsia="標楷體" w:hAnsi="標楷體" w:cs="標楷體"/>
-          <w:color w:val="000000"/>
-        </w:rPr>
-        <w:t>合作標的物如因土地、建物、消防、公共安全、出入口、動線、標線標誌或其</w:t>
-      </w:r>
-      <w:r>
-        <w:rPr>
-          <w:rFonts w:ascii="標楷體" w:eastAsia="標楷體" w:hAnsi="標楷體" w:cs="標楷體"/>
-          <w:color w:val="000000"/>
-        </w:rPr>
-        <w:lastRenderedPageBreak/>
-        <w:t>他場地本身狀態不符法令或主管機關要求，而須改善、補正或增設相關設施者，其費用及責任仍由甲方負擔。</w:t>
+        <w:t xml:space="preserve">合作場站營運所衍生之電費（包含但不限於系統硬體設備用電、監視器用電、夜間LED照明用電等）及水費，其費用負擔，於下方二種方式中擇一勾選適用：</w:t>
+      </w:r>
+    </w:p>
+    <w:p>
+      <w:pPr>
+        <w:numPr>
+          <w:ilvl w:val="0"/>
+          <w:numId w:val="17"/>
+        </w:numPr>
+        <w:pBdr>
+          <w:top w:val="nil"/>
+          <w:left w:val="nil"/>
+          <w:bottom w:val="nil"/>
+          <w:right w:val="nil"/>
+          <w:between w:val="nil"/>
+        </w:pBdr>
+        <w:spacing w:line="420" w:lineRule="auto"/>
+        <w:ind w:left="992" w:hanging="482"/>
+        <w:jc w:val="both"/>
+        <w:rPr>
+          <w:rFonts w:ascii="標楷體" w:eastAsia="標楷體" w:hAnsi="標楷體" w:cs="標楷體"/>
+          <w:color w:val="000000"/>
+        </w:rPr>
+      </w:pPr>
+      <w:r>
+        <w:rPr>
+          <w:rFonts w:ascii="標楷體" w:eastAsia="標楷體" w:hAnsi="標楷體" w:cs="標楷體"/>
+          <w:color w:val="000000"/>
+        </w:rPr>
+        <w:t xml:space="preserve">{{ util_party_a_check }} 由甲方負擔　{{ util_party_b_check }} 由乙方負擔</w:t>
+      </w:r>
+    </w:p>
+    <w:p>
+      <w:pPr>
+        <w:numPr>
+          <w:ilvl w:val="0"/>
+          <w:numId w:val="17"/>
+        </w:numPr>
+        <w:pBdr>
+          <w:top w:val="nil"/>
+          <w:left w:val="nil"/>
+          <w:bottom w:val="nil"/>
+          <w:right w:val="nil"/>
+          <w:between w:val="nil"/>
+        </w:pBdr>
+        <w:spacing w:line="420" w:lineRule="auto"/>
+        <w:ind w:left="992" w:hanging="482"/>
+        <w:jc w:val="both"/>
+        <w:rPr>
+          <w:rFonts w:ascii="標楷體" w:eastAsia="標楷體" w:hAnsi="標楷體" w:cs="標楷體"/>
+          <w:color w:val="000000"/>
+        </w:rPr>
+      </w:pPr>
+      <w:r>
+        <w:rPr>
+          <w:rFonts w:ascii="標楷體" w:eastAsia="標楷體" w:hAnsi="標楷體" w:cs="標楷體"/>
+          <w:color w:val="000000"/>
+        </w:rPr>
+        <w:t xml:space="preserve">前款所定之費用負擔，不因相關單據（如台灣電力公司、自來水公司之帳單或通知單）抬頭之記載為何而受影響。</w:t>
+      </w:r>
+    </w:p>
+    <w:p>
+      <w:pPr>
+        <w:numPr>
+          <w:ilvl w:val="0"/>
+          <w:numId w:val="17"/>
+        </w:numPr>
+        <w:pBdr>
+          <w:top w:val="nil"/>
+          <w:left w:val="nil"/>
+          <w:bottom w:val="nil"/>
+          <w:right w:val="nil"/>
+          <w:between w:val="nil"/>
+        </w:pBdr>
+        <w:spacing w:line="420" w:lineRule="auto"/>
+        <w:ind w:left="992" w:hanging="482"/>
+        <w:jc w:val="both"/>
+        <w:rPr>
+          <w:rFonts w:ascii="標楷體" w:eastAsia="標楷體" w:hAnsi="標楷體" w:cs="標楷體"/>
+          <w:color w:val="000000"/>
+        </w:rPr>
+      </w:pPr>
+      <w:r>
+        <w:rPr>
+          <w:rFonts w:ascii="標楷體" w:eastAsia="標楷體" w:hAnsi="標楷體" w:cs="標楷體"/>
+          <w:color w:val="000000"/>
+        </w:rPr>
+        <w:t xml:space="preserve">倘相關水電單據由現場消費者或第三人交付，或因故流轉至非負擔方處者，非負擔方應將單據原封轉交負擔方；如非負擔方已先行代為繳納，得憑原始單據及繳費證明向負擔方請求返還。負擔方為甲方時，乙方得自應給付甲方之場地合作收益或乙方代收之停車營收中扣抵轉付；負擔方為乙方時，乙方應返還甲方實際代墊之金額。</w:t>
+      </w:r>
+    </w:p>
+    <w:p>
+      <w:pPr>
+        <w:numPr>
+          <w:ilvl w:val="0"/>
+          <w:numId w:val="17"/>
+        </w:numPr>
+        <w:pBdr>
+          <w:top w:val="nil"/>
+          <w:left w:val="nil"/>
+          <w:bottom w:val="nil"/>
+          <w:right w:val="nil"/>
+          <w:between w:val="nil"/>
+        </w:pBdr>
+        <w:spacing w:line="420" w:lineRule="auto"/>
+        <w:ind w:left="992" w:hanging="482"/>
+        <w:jc w:val="both"/>
+        <w:rPr>
+          <w:rFonts w:ascii="標楷體" w:eastAsia="標楷體" w:hAnsi="標楷體" w:cs="標楷體"/>
+          <w:color w:val="000000"/>
+        </w:rPr>
+      </w:pPr>
+      <w:r>
+        <w:rPr>
+          <w:rFonts w:ascii="標楷體" w:eastAsia="標楷體" w:hAnsi="標楷體" w:cs="標楷體"/>
+          <w:color w:val="000000"/>
+        </w:rPr>
+        <w:t xml:space="preserve">雙方明確理解，前款款項之往來純屬會計上之代收代付及代收轉付性質，非屬任一方之營業收入或服務費用，雙方均毋庸就此代收轉付金額另行開立統一發票。</w:t>
+      </w:r>
+    </w:p>
+    <w:p>
+      <w:pPr>
+        <w:numPr>
+          <w:ilvl w:val="0"/>
+          <w:numId w:val="17"/>
+        </w:numPr>
+        <w:pBdr>
+          <w:top w:val="nil"/>
+          <w:left w:val="nil"/>
+          <w:bottom w:val="nil"/>
+          <w:right w:val="nil"/>
+          <w:between w:val="nil"/>
+        </w:pBdr>
+        <w:spacing w:line="420" w:lineRule="auto"/>
+        <w:ind w:left="992" w:hanging="482"/>
+        <w:jc w:val="both"/>
+        <w:rPr>
+          <w:rFonts w:ascii="標楷體" w:eastAsia="標楷體" w:hAnsi="標楷體" w:cs="標楷體"/>
+          <w:color w:val="000000"/>
+        </w:rPr>
+      </w:pPr>
+      <w:r>
+        <w:rPr>
+          <w:rFonts w:ascii="標楷體" w:eastAsia="標楷體" w:hAnsi="標楷體" w:cs="標楷體"/>
+          <w:color w:val="000000"/>
+        </w:rPr>
+        <w:t xml:space="preserve">因乙方營運合作場站而生之人事費、電話費、乙方投保之保險費、乙方設備定期安檢費、停管系統保養維修費，以及停車場登記證之申請規費、送件費用或乙方委託代辦所生之必要費用，除本協議另有約定外，概由乙方負擔。惟合作標的物如因土地、建物、消防、公共安全、出入口、動線、標線標誌或其他場地本身狀態不符法令或主管機關要求，而須改善、補正或增設相關設施者，其費用及責任仍由甲方負擔。水、電費用之負擔，另依前項約定辦理。</w:t>
       </w:r>
     </w:p>
     <w:p>
@@ -2197,7 +2165,7 @@
           <w:rFonts w:ascii="標楷體" w:eastAsia="標楷體" w:hAnsi="標楷體" w:cs="標楷體"/>
           <w:color w:val="000000"/>
         </w:rPr>
-        <w:t>乙方應於本協議生效日前（參第7條）完成設置告示看板及其經營合作停車場所必要之停管設備，並於協議期間負責維護保養。</w:t>
+        <w:t xml:space="preserve">乙方應於本協議生效日前（參本協議關於合作期間之約定）完成設置告示看板及其經營合作停車場所必要之停管設備，並於協議期間負責維護保養。</w:t>
       </w:r>
     </w:p>
     <w:p>
@@ -2549,7 +2517,6 @@
         <w:ind w:left="993"/>
         <w:jc w:val="both"/>
         <w:rPr>
-          <w:del w:id="8" w:author="U3" w:date="2026-07-14T14:55:00Z" w16du:dateUtc="2026-07-14T06:55:00Z"/>
           <w:rFonts w:ascii="標楷體" w:eastAsia="標楷體" w:hAnsi="標楷體" w:cs="標楷體"/>
           <w:color w:val="000000"/>
         </w:rPr>
@@ -3035,7 +3002,6 @@
         <w:ind w:left="992" w:hanging="482"/>
         <w:jc w:val="both"/>
         <w:rPr>
-          <w:del w:id="10" w:author="U3" w:date="2026-07-14T14:52:00Z" w16du:dateUtc="2026-07-14T06:52:00Z"/>
           <w:rFonts w:ascii="標楷體" w:eastAsia="標楷體" w:hAnsi="標楷體" w:cs="標楷體"/>
           <w:color w:val="000000"/>
         </w:rPr>
@@ -3113,7 +3079,6 @@
         <w:ind w:left="992" w:hanging="482"/>
         <w:jc w:val="both"/>
         <w:rPr>
-          <w:ins w:id="11" w:author="U3" w:date="2026-07-14T14:52:00Z" w16du:dateUtc="2026-07-14T06:52:00Z"/>
           <w:rFonts w:ascii="標楷體" w:eastAsia="標楷體" w:hAnsi="標楷體" w:cs="標楷體"/>
           <w:color w:val="000000"/>
         </w:rPr>
@@ -4534,7 +4499,6 @@
         <w:ind w:left="993"/>
         <w:jc w:val="center"/>
         <w:rPr>
-          <w:del w:id="13" w:author="U3" w:date="2026-07-14T14:04:00Z" w16du:dateUtc="2026-07-14T06:04:00Z"/>
           <w:rFonts w:ascii="標楷體" w:eastAsia="標楷體" w:hAnsi="標楷體" w:cs="標楷體"/>
           <w:i/>
           <w:iCs/>
@@ -4548,39 +4512,8 @@
           <w:iCs/>
           <w:color w:val="000000"/>
         </w:rPr>
-        <w:t>（簽名頁如後</w:t>
-      </w:r>
-      <w:ins w:id="14" w:author="U3" w:date="2026-07-14T14:52:00Z" w16du:dateUtc="2026-07-14T06:52:00Z">
-        <w:r>
-          <w:rPr>
-            <w:rFonts w:ascii="標楷體" w:eastAsia="標楷體" w:hAnsi="標楷體" w:cs="標楷體" w:hint="eastAsia"/>
-            <w:i/>
-            <w:iCs/>
-            <w:color w:val="000000"/>
-          </w:rPr>
-          <w:t>頁</w:t>
-        </w:r>
-        <w:r>
-          <w:rPr>
-            <w:rFonts w:ascii="標楷體" w:eastAsia="標楷體" w:hAnsi="標楷體" w:cs="標楷體"/>
-            <w:i/>
-            <w:iCs/>
-            <w:color w:val="000000"/>
-          </w:rPr>
-          <w:t>）</w:t>
-        </w:r>
-      </w:ins>
-      <w:del w:id="15" w:author="U3" w:date="2026-07-14T14:04:00Z" w16du:dateUtc="2026-07-14T06:04:00Z">
-        <w:r>
-          <w:rPr>
-            <w:rFonts w:ascii="標楷體" w:eastAsia="標楷體" w:hAnsi="標楷體" w:cs="標楷體"/>
-            <w:i/>
-            <w:iCs/>
-            <w:color w:val="000000"/>
-          </w:rPr>
-          <w:delText>）</w:delText>
-        </w:r>
-      </w:del>
+        <w:t xml:space="preserve">（簽名頁如後）</w:t>
+      </w:r>
     </w:p>
     <w:p>
       <w:pPr>
@@ -4594,7 +4527,6 @@
         <w:spacing w:line="420" w:lineRule="auto"/>
         <w:jc w:val="center"/>
         <w:rPr>
-          <w:del w:id="16" w:author="U3" w:date="2026-07-14T14:04:00Z" w16du:dateUtc="2026-07-14T06:04:00Z"/>
           <w:rFonts w:ascii="標楷體" w:eastAsia="標楷體" w:hAnsi="標楷體" w:cs="標楷體"/>
           <w:i/>
           <w:iCs/>
@@ -4604,11 +4536,6 @@
           <w:pPr/>
         </w:pPrChange>
       </w:pPr>
-      <w:del w:id="18" w:author="U3" w:date="2026-07-14T14:04:00Z" w16du:dateUtc="2026-07-14T06:04:00Z">
-        <w:r>
-          <w:br w:type="page"/>
-        </w:r>
-      </w:del>
     </w:p>
     <w:p>
       <w:pPr>
@@ -4639,7 +4566,6 @@
       <w:pPr>
         <w:spacing w:line="420" w:lineRule="auto"/>
         <w:rPr>
-          <w:ins w:id="20" w:author="U3" w:date="2026-07-14T14:56:00Z" w16du:dateUtc="2026-07-14T06:56:00Z"/>
           <w:rFonts w:ascii="標楷體" w:eastAsia="標楷體" w:hAnsi="標楷體" w:cs="標楷體"/>
           <w:b/>
           <w:bCs/>
@@ -4651,7 +4577,6 @@
       <w:pPr>
         <w:spacing w:line="420" w:lineRule="auto"/>
         <w:rPr>
-          <w:ins w:id="21" w:author="U3" w:date="2026-07-14T14:56:00Z" w16du:dateUtc="2026-07-14T06:56:00Z"/>
           <w:rFonts w:ascii="標楷體" w:eastAsia="標楷體" w:hAnsi="標楷體" w:cs="標楷體"/>
           <w:b/>
           <w:bCs/>
@@ -4994,18 +4919,16 @@
         <w:spacing w:line="420" w:lineRule="auto"/>
         <w:jc w:val="both"/>
         <w:rPr>
-          <w:del w:id="22" w:author="U3" w:date="2026-07-14T14:56:00Z" w16du:dateUtc="2026-07-14T06:56:00Z"/>
-          <w:rFonts w:ascii="標楷體" w:eastAsia="標楷體" w:hAnsi="標楷體" w:cs="標楷體"/>
-          <w:color w:val="000000"/>
-        </w:rPr>
-      </w:pPr>
-    </w:p>
-    <w:p>
-      <w:pPr>
-        <w:spacing w:line="420" w:lineRule="auto"/>
-        <w:jc w:val="both"/>
-        <w:rPr>
-          <w:del w:id="23" w:author="U3" w:date="2026-07-14T14:56:00Z" w16du:dateUtc="2026-07-14T06:56:00Z"/>
+          <w:rFonts w:ascii="標楷體" w:eastAsia="標楷體" w:hAnsi="標楷體" w:cs="標楷體"/>
+          <w:color w:val="000000"/>
+        </w:rPr>
+      </w:pPr>
+    </w:p>
+    <w:p>
+      <w:pPr>
+        <w:spacing w:line="420" w:lineRule="auto"/>
+        <w:jc w:val="both"/>
+        <w:rPr>
           <w:rFonts w:ascii="標楷體" w:eastAsia="標楷體" w:hAnsi="標楷體" w:cs="標楷體"/>
           <w:color w:val="000000"/>
         </w:rPr>
@@ -5026,7 +4949,6 @@
         <w:spacing w:line="420" w:lineRule="auto"/>
         <w:jc w:val="center"/>
         <w:rPr>
-          <w:ins w:id="24" w:author="U3" w:date="2026-07-14T14:56:00Z" w16du:dateUtc="2026-07-14T06:56:00Z"/>
           <w:rFonts w:ascii="標楷體" w:eastAsia="標楷體" w:hAnsi="標楷體" w:cs="標楷體"/>
           <w:color w:val="000000"/>
           <w:sz w:val="32"/>
@@ -5048,7 +4970,6 @@
         <w:spacing w:line="420" w:lineRule="auto"/>
         <w:jc w:val="center"/>
         <w:rPr>
-          <w:ins w:id="25" w:author="U3" w:date="2026-07-14T14:56:00Z" w16du:dateUtc="2026-07-14T06:56:00Z"/>
           <w:rFonts w:ascii="標楷體" w:eastAsia="標楷體" w:hAnsi="標楷體" w:cs="標楷體"/>
           <w:color w:val="000000"/>
           <w:sz w:val="32"/>

--- a/自動產生合約範本/NEW/悠勢-業主_停車場系統管理與技術服務合作協議書_公版_7.14.docx
+++ b/自動產生合約範本/NEW/悠勢-業主_停車場系統管理與技術服務合作協議書_公版_7.14.docx
@@ -1894,7 +1894,7 @@
       <w:pPr>
         <w:numPr>
           <w:ilvl w:val="0"/>
-          <w:numId w:val="17"/>
+          <w:numId w:val="8"/>
         </w:numPr>
         <w:pBdr>
           <w:top w:val="nil"/>
@@ -1904,7 +1904,7 @@
           <w:between w:val="nil"/>
         </w:pBdr>
         <w:spacing w:line="420" w:lineRule="auto"/>
-        <w:ind w:left="992" w:hanging="482"/>
+        <w:ind w:hanging="763"/>
         <w:jc w:val="both"/>
         <w:rPr>
           <w:rFonts w:ascii="標楷體" w:eastAsia="標楷體" w:hAnsi="標楷體" w:cs="標楷體"/>
@@ -1923,7 +1923,7 @@
       <w:pPr>
         <w:numPr>
           <w:ilvl w:val="0"/>
-          <w:numId w:val="17"/>
+          <w:numId w:val="8"/>
         </w:numPr>
         <w:pBdr>
           <w:top w:val="nil"/>
@@ -1933,7 +1933,7 @@
           <w:between w:val="nil"/>
         </w:pBdr>
         <w:spacing w:line="420" w:lineRule="auto"/>
-        <w:ind w:left="992" w:hanging="482"/>
+        <w:ind w:hanging="763"/>
         <w:jc w:val="both"/>
         <w:rPr>
           <w:rFonts w:ascii="標楷體" w:eastAsia="標楷體" w:hAnsi="標楷體" w:cs="標楷體"/>
@@ -1952,7 +1952,7 @@
       <w:pPr>
         <w:numPr>
           <w:ilvl w:val="0"/>
-          <w:numId w:val="17"/>
+          <w:numId w:val="8"/>
         </w:numPr>
         <w:pBdr>
           <w:top w:val="nil"/>
@@ -1962,7 +1962,7 @@
           <w:between w:val="nil"/>
         </w:pBdr>
         <w:spacing w:line="420" w:lineRule="auto"/>
-        <w:ind w:left="992" w:hanging="482"/>
+        <w:ind w:hanging="763"/>
         <w:jc w:val="both"/>
         <w:rPr>
           <w:rFonts w:ascii="標楷體" w:eastAsia="標楷體" w:hAnsi="標楷體" w:cs="標楷體"/>
@@ -1981,7 +1981,7 @@
       <w:pPr>
         <w:numPr>
           <w:ilvl w:val="0"/>
-          <w:numId w:val="17"/>
+          <w:numId w:val="8"/>
         </w:numPr>
         <w:pBdr>
           <w:top w:val="nil"/>
@@ -1991,7 +1991,7 @@
           <w:between w:val="nil"/>
         </w:pBdr>
         <w:spacing w:line="420" w:lineRule="auto"/>
-        <w:ind w:left="992" w:hanging="482"/>
+        <w:ind w:hanging="763"/>
         <w:jc w:val="both"/>
         <w:rPr>
           <w:rFonts w:ascii="標楷體" w:eastAsia="標楷體" w:hAnsi="標楷體" w:cs="標楷體"/>
@@ -2010,7 +2010,7 @@
       <w:pPr>
         <w:numPr>
           <w:ilvl w:val="0"/>
-          <w:numId w:val="17"/>
+          <w:numId w:val="8"/>
         </w:numPr>
         <w:pBdr>
           <w:top w:val="nil"/>
@@ -2020,7 +2020,7 @@
           <w:between w:val="nil"/>
         </w:pBdr>
         <w:spacing w:line="420" w:lineRule="auto"/>
-        <w:ind w:left="992" w:hanging="482"/>
+        <w:ind w:hanging="763"/>
         <w:jc w:val="both"/>
         <w:rPr>
           <w:rFonts w:ascii="標楷體" w:eastAsia="標楷體" w:hAnsi="標楷體" w:cs="標楷體"/>

--- a/自動產生合約範本/NEW/悠勢-業主_停車場系統管理與技術服務合作協議書_公版_7.14.docx
+++ b/自動產生合約範本/NEW/悠勢-業主_停車場系統管理與技術服務合作協議書_公版_7.14.docx
@@ -1921,22 +1921,18 @@
     </w:p>
     <w:p>
       <w:pPr>
-        <w:numPr>
-          <w:ilvl w:val="0"/>
-          <w:numId w:val="8"/>
-        </w:numPr>
-        <w:pBdr>
-          <w:top w:val="nil"/>
-          <w:left w:val="nil"/>
-          <w:bottom w:val="nil"/>
-          <w:right w:val="nil"/>
-          <w:between w:val="nil"/>
-        </w:pBdr>
-        <w:spacing w:line="420" w:lineRule="auto"/>
-        <w:ind w:hanging="763"/>
-        <w:jc w:val="both"/>
-        <w:rPr>
-          <w:rFonts w:ascii="標楷體" w:eastAsia="標楷體" w:hAnsi="標楷體" w:cs="標楷體"/>
+        <w:pBdr>
+          <w:top w:val="nil"/>
+          <w:left w:val="nil"/>
+          <w:bottom w:val="nil"/>
+          <w:right w:val="nil"/>
+          <w:between w:val="nil"/>
+        </w:pBdr>
+        <w:spacing w:line="420" w:lineRule="auto"/>
+        <w:ind w:left="1418"/>
+        <w:jc w:val="both"/>
+        <w:rPr>
+          <w:rFonts w:ascii="標楷體" w:eastAsia="標楷體" w:hAnsi="標楷體" w:cs="Times New Roman"/>
           <w:color w:val="000000"/>
         </w:rPr>
       </w:pPr>
@@ -4517,50 +4513,19 @@
     </w:p>
     <w:p>
       <w:pPr>
-        <w:pBdr>
-          <w:top w:val="nil"/>
-          <w:left w:val="nil"/>
-          <w:bottom w:val="nil"/>
-          <w:right w:val="nil"/>
-          <w:between w:val="nil"/>
-        </w:pBdr>
-        <w:spacing w:line="420" w:lineRule="auto"/>
-        <w:jc w:val="center"/>
-        <w:rPr>
-          <w:rFonts w:ascii="標楷體" w:eastAsia="標楷體" w:hAnsi="標楷體" w:cs="標楷體"/>
+        <w:rPr>
+          <w:rFonts w:ascii="標楷體" w:eastAsia="標楷體" w:hAnsi="標楷體" w:cs="Times New Roman"/>
           <w:i/>
-          <w:iCs/>
-          <w:color w:val="000000"/>
-        </w:rPr>
-        <w:pPrChange w:id="17" w:author="U3" w:date="2026-07-14T14:53:00Z" w16du:dateUtc="2026-07-14T06:53:00Z">
-          <w:pPr/>
-        </w:pPrChange>
-      </w:pPr>
-    </w:p>
-    <w:p>
-      <w:pPr>
-        <w:jc w:val="center"/>
-        <w:rPr>
-          <w:rFonts w:ascii="標楷體" w:eastAsia="標楷體" w:hAnsi="標楷體" w:cs="標楷體"/>
+          <w:color w:val="000000"/>
+        </w:rPr>
+      </w:pPr>
+      <w:r>
+        <w:rPr>
+          <w:rFonts w:ascii="標楷體" w:eastAsia="標楷體" w:hAnsi="標楷體" w:cs="Times New Roman"/>
           <w:i/>
-          <w:iCs/>
-          <w:color w:val="000000"/>
-        </w:rPr>
-        <w:pPrChange w:id="19" w:author="U3" w:date="2026-07-14T14:53:00Z" w16du:dateUtc="2026-07-14T06:53:00Z">
-          <w:pPr>
-            <w:pBdr>
-              <w:top w:val="nil"/>
-              <w:left w:val="nil"/>
-              <w:bottom w:val="nil"/>
-              <w:right w:val="nil"/>
-              <w:between w:val="nil"/>
-            </w:pBdr>
-            <w:spacing w:line="420" w:lineRule="auto"/>
-            <w:ind w:left="993"/>
-            <w:jc w:val="center"/>
-          </w:pPr>
-        </w:pPrChange>
-      </w:pPr>
+          <w:color w:val="000000"/>
+        </w:rPr>
+      </w:r>
     </w:p>
     <w:p>
       <w:pPr>
@@ -4570,39 +4535,17 @@
           <w:b/>
           <w:bCs/>
           <w:color w:val="000000"/>
-        </w:rPr>
-      </w:pPr>
-    </w:p>
-    <w:p>
-      <w:pPr>
-        <w:spacing w:line="420" w:lineRule="auto"/>
+          <w:sz w:val="44"/>
+          <w:szCs w:val="44"/>
+        </w:rPr>
+      </w:pPr>
+      <w:r>
         <w:rPr>
           <w:rFonts w:ascii="標楷體" w:eastAsia="標楷體" w:hAnsi="標楷體" w:cs="標楷體"/>
           <w:b/>
           <w:bCs/>
           <w:color w:val="000000"/>
         </w:rPr>
-      </w:pPr>
-    </w:p>
-    <w:p>
-      <w:pPr>
-        <w:spacing w:line="420" w:lineRule="auto"/>
-        <w:rPr>
-          <w:rFonts w:ascii="標楷體" w:eastAsia="標楷體" w:hAnsi="標楷體" w:cs="標楷體"/>
-          <w:b/>
-          <w:bCs/>
-          <w:color w:val="000000"/>
-          <w:sz w:val="44"/>
-          <w:szCs w:val="44"/>
-        </w:rPr>
-      </w:pPr>
-      <w:r>
-        <w:rPr>
-          <w:rFonts w:ascii="標楷體" w:eastAsia="標楷體" w:hAnsi="標楷體" w:cs="標楷體"/>
-          <w:b/>
-          <w:bCs/>
-          <w:color w:val="000000"/>
-        </w:rPr>
         <w:t>立協議書人</w:t>
       </w:r>
     </w:p>
@@ -4833,76 +4776,6 @@
         <w:t>service@uspace.city</w:t>
       </w:r>
       <w:proofErr w:type="spellEnd"/>
-    </w:p>
-    <w:p>
-      <w:pPr>
-        <w:spacing w:line="420" w:lineRule="auto"/>
-        <w:jc w:val="both"/>
-        <w:rPr>
-          <w:rFonts w:ascii="標楷體" w:eastAsia="標楷體" w:hAnsi="標楷體" w:cs="標楷體"/>
-          <w:color w:val="000000"/>
-        </w:rPr>
-      </w:pPr>
-    </w:p>
-    <w:p>
-      <w:pPr>
-        <w:spacing w:line="420" w:lineRule="auto"/>
-        <w:jc w:val="both"/>
-        <w:rPr>
-          <w:rFonts w:ascii="標楷體" w:eastAsia="標楷體" w:hAnsi="標楷體" w:cs="標楷體"/>
-          <w:color w:val="000000"/>
-        </w:rPr>
-      </w:pPr>
-    </w:p>
-    <w:p>
-      <w:pPr>
-        <w:spacing w:line="420" w:lineRule="auto"/>
-        <w:jc w:val="both"/>
-        <w:rPr>
-          <w:rFonts w:ascii="標楷體" w:eastAsia="標楷體" w:hAnsi="標楷體" w:cs="標楷體"/>
-          <w:color w:val="000000"/>
-        </w:rPr>
-      </w:pPr>
-    </w:p>
-    <w:p>
-      <w:pPr>
-        <w:spacing w:line="420" w:lineRule="auto"/>
-        <w:jc w:val="both"/>
-        <w:rPr>
-          <w:rFonts w:ascii="標楷體" w:eastAsia="標楷體" w:hAnsi="標楷體" w:cs="標楷體"/>
-          <w:color w:val="000000"/>
-        </w:rPr>
-      </w:pPr>
-    </w:p>
-    <w:p>
-      <w:pPr>
-        <w:spacing w:line="420" w:lineRule="auto"/>
-        <w:jc w:val="both"/>
-        <w:rPr>
-          <w:rFonts w:ascii="標楷體" w:eastAsia="標楷體" w:hAnsi="標楷體" w:cs="標楷體"/>
-          <w:color w:val="000000"/>
-        </w:rPr>
-      </w:pPr>
-    </w:p>
-    <w:p>
-      <w:pPr>
-        <w:spacing w:line="420" w:lineRule="auto"/>
-        <w:jc w:val="both"/>
-        <w:rPr>
-          <w:rFonts w:ascii="標楷體" w:eastAsia="標楷體" w:hAnsi="標楷體" w:cs="標楷體"/>
-          <w:color w:val="000000"/>
-        </w:rPr>
-      </w:pPr>
-    </w:p>
-    <w:p>
-      <w:pPr>
-        <w:spacing w:line="420" w:lineRule="auto"/>
-        <w:jc w:val="both"/>
-        <w:rPr>
-          <w:rFonts w:ascii="標楷體" w:eastAsia="標楷體" w:hAnsi="標楷體" w:cs="標楷體"/>
-          <w:color w:val="000000"/>
-        </w:rPr>
-      </w:pPr>
     </w:p>
     <w:p>
       <w:pPr>
@@ -4964,36 +4837,6 @@
         </w:rPr>
         <w:t xml:space="preserve">中華民國{{ sign_date }}</w:t>
       </w:r>
-    </w:p>
-    <w:p>
-      <w:pPr>
-        <w:spacing w:line="420" w:lineRule="auto"/>
-        <w:jc w:val="center"/>
-        <w:rPr>
-          <w:rFonts w:ascii="標楷體" w:eastAsia="標楷體" w:hAnsi="標楷體" w:cs="標楷體"/>
-          <w:color w:val="000000"/>
-          <w:sz w:val="32"/>
-          <w:szCs w:val="32"/>
-        </w:rPr>
-      </w:pPr>
-    </w:p>
-    <w:p>
-      <w:pPr>
-        <w:spacing w:line="420" w:lineRule="auto"/>
-        <w:jc w:val="center"/>
-        <w:rPr>
-          <w:rFonts w:ascii="標楷體" w:eastAsia="標楷體" w:hAnsi="標楷體" w:cs="標楷體"/>
-          <w:color w:val="000000"/>
-          <w:sz w:val="32"/>
-          <w:szCs w:val="32"/>
-        </w:rPr>
-        <w:pPrChange w:id="26" w:author="U3" w:date="2026-07-14T14:53:00Z" w16du:dateUtc="2026-07-14T06:53:00Z">
-          <w:pPr>
-            <w:spacing w:line="420" w:lineRule="auto"/>
-            <w:jc w:val="both"/>
-          </w:pPr>
-        </w:pPrChange>
-      </w:pPr>
     </w:p>
     <w:p>
       <w:pPr>
